--- a/03_Outputs/final scripts/es/Module 7/7.0.0-es.docx
+++ b/03_Outputs/final scripts/es/Module 7/7.0.0-es.docx
@@ -24,7 +24,7 @@
     </w:p>
     <w:p>
       <w:r>
-        <w:t xml:space="preserve">A lo largo de este módulo, explorarás cómo los datos apoyan cada etapa del ciclo de políticas energéticas: identificar brechas, establecer metas, seguir el progreso y evaluar resultados. También verás cómo la inclusión de datos desglosados por género e interseccionales fortalece la equidad en el acceso, y cómo herramientas como blockchain y modelado avanzado contribuyen a sistemas energéticos transparentes y resilientes.  </w:t>
+        <w:t xml:space="preserve">A lo largo de este módulo, explorarás cómo los datos apoyan cada etapa del ciclo de políticas energéticas: identificar brechas, establecer metas, seguir el progreso y evaluar resultados. También verás cómo la inclusión de datos desglosados por género y datos interseccionales fortalece la equidad en el acceso, y cómo herramientas como blockchain y modelado avanzado contribuyen a sistemas energéticos transparentes y resilientes.  </w:t>
       </w:r>
     </w:p>
     <w:p>
